--- a/My Brain Deterioration Due to Myalgic Encephalomyelitis.docx
+++ b/My Brain Deterioration Due to Myalgic Encephalomyelitis.docx
@@ -1,6 +1,6 @@
 
 <file path=word/document.xml><?xml version="1.0" encoding="utf-8"?>
-<w:document xmlns:wpc="http://schemas.microsoft.com/office/word/2010/wordprocessingCanvas" xmlns:cx="http://schemas.microsoft.com/office/drawing/2014/chartex" xmlns:cx1="http://schemas.microsoft.com/office/drawing/2015/9/8/chartex" xmlns:cx2="http://schemas.microsoft.com/office/drawing/2015/10/21/chartex" xmlns:cx3="http://schemas.microsoft.com/office/drawing/2016/5/9/chartex" xmlns:cx4="http://schemas.microsoft.com/office/drawing/2016/5/10/chartex" xmlns:cx5="http://schemas.microsoft.com/office/drawing/2016/5/11/chartex" xmlns:cx6="http://schemas.microsoft.com/office/drawing/2016/5/12/chartex" xmlns:cx7="http://schemas.microsoft.com/office/drawing/2016/5/13/chartex" xmlns:cx8="http://schemas.microsoft.com/office/drawing/2016/5/14/chartex" xmlns:mc="http://schemas.openxmlformats.org/markup-compatibility/2006" xmlns:aink="http://schemas.microsoft.com/office/drawing/2016/ink" xmlns:am3d="http://schemas.microsoft.com/office/drawing/2017/model3d" xmlns:o="urn:schemas-microsoft-com:office:office" xmlns:oel="http://schemas.microsoft.com/office/2019/extlst" xmlns:r="http://schemas.openxmlformats.org/officeDocument/2006/relationships" xmlns:m="http://schemas.openxmlformats.org/officeDocument/2006/math" xmlns:v="urn:schemas-microsoft-com:vml" xmlns:wp14="http://schemas.microsoft.com/office/word/2010/wordprocessingDrawing" xmlns:wp="http://schemas.openxmlformats.org/drawingml/2006/wordprocessingDrawing" xmlns:w10="urn:schemas-microsoft-com:office:word" xmlns:w="http://schemas.openxmlformats.org/wordprocessingml/2006/main" xmlns:w14="http://schemas.microsoft.com/office/word/2010/wordml" xmlns:w15="http://schemas.microsoft.com/office/word/2012/wordml" xmlns:w16cex="http://schemas.microsoft.com/office/word/2018/wordml/cex" xmlns:w16cid="http://schemas.microsoft.com/office/word/2016/wordml/cid" xmlns:w16="http://schemas.microsoft.com/office/word/2018/wordml" xmlns:w16sdtdh="http://schemas.microsoft.com/office/word/2020/wordml/sdtdatahash" xmlns:w16se="http://schemas.microsoft.com/office/word/2015/wordml/symex" xmlns:wpg="http://schemas.microsoft.com/office/word/2010/wordprocessingGroup" xmlns:wpi="http://schemas.microsoft.com/office/word/2010/wordprocessingInk" xmlns:wne="http://schemas.microsoft.com/office/word/2006/wordml" xmlns:wps="http://schemas.microsoft.com/office/word/2010/wordprocessingShape" mc:Ignorable="w14 w15 w16se w16cid w16 w16cex w16sdtdh wp14">
+<w:document xmlns:wpc="http://schemas.microsoft.com/office/word/2010/wordprocessingCanvas" xmlns:cx="http://schemas.microsoft.com/office/drawing/2014/chartex" xmlns:cx1="http://schemas.microsoft.com/office/drawing/2015/9/8/chartex" xmlns:cx2="http://schemas.microsoft.com/office/drawing/2015/10/21/chartex" xmlns:cx3="http://schemas.microsoft.com/office/drawing/2016/5/9/chartex" xmlns:cx4="http://schemas.microsoft.com/office/drawing/2016/5/10/chartex" xmlns:cx5="http://schemas.microsoft.com/office/drawing/2016/5/11/chartex" xmlns:cx6="http://schemas.microsoft.com/office/drawing/2016/5/12/chartex" xmlns:cx7="http://schemas.microsoft.com/office/drawing/2016/5/13/chartex" xmlns:cx8="http://schemas.microsoft.com/office/drawing/2016/5/14/chartex" xmlns:mc="http://schemas.openxmlformats.org/markup-compatibility/2006" xmlns:aink="http://schemas.microsoft.com/office/drawing/2016/ink" xmlns:am3d="http://schemas.microsoft.com/office/drawing/2017/model3d" xmlns:o="urn:schemas-microsoft-com:office:office" xmlns:oel="http://schemas.microsoft.com/office/2019/extlst" xmlns:r="http://schemas.openxmlformats.org/officeDocument/2006/relationships" xmlns:m="http://schemas.openxmlformats.org/officeDocument/2006/math" xmlns:v="urn:schemas-microsoft-com:vml" xmlns:wp14="http://schemas.microsoft.com/office/word/2010/wordprocessingDrawing" xmlns:wp="http://schemas.openxmlformats.org/drawingml/2006/wordprocessingDrawing" xmlns:w10="urn:schemas-microsoft-com:office:word" xmlns:w="http://schemas.openxmlformats.org/wordprocessingml/2006/main" xmlns:w14="http://schemas.microsoft.com/office/word/2010/wordml" xmlns:w15="http://schemas.microsoft.com/office/word/2012/wordml" xmlns:w16cex="http://schemas.microsoft.com/office/word/2018/wordml/cex" xmlns:w16cid="http://schemas.microsoft.com/office/word/2016/wordml/cid" xmlns:w16="http://schemas.microsoft.com/office/word/2018/wordml" xmlns:w16du="http://schemas.microsoft.com/office/word/2023/wordml/word16du" xmlns:w16sdtdh="http://schemas.microsoft.com/office/word/2020/wordml/sdtdatahash" xmlns:w16sdtfl="http://schemas.microsoft.com/office/word/2024/wordml/sdtformatlock" xmlns:w16se="http://schemas.microsoft.com/office/word/2015/wordml/symex" xmlns:wpg="http://schemas.microsoft.com/office/word/2010/wordprocessingGroup" xmlns:wpi="http://schemas.microsoft.com/office/word/2010/wordprocessingInk" xmlns:wne="http://schemas.microsoft.com/office/word/2006/wordml" xmlns:wps="http://schemas.microsoft.com/office/word/2010/wordprocessingShape" mc:Ignorable="w14 w15 w16se w16cid w16 w16cex w16sdtdh w16sdtfl w16du wp14">
   <w:body>
     <w:p>
       <w:pPr>
@@ -3036,18 +3036,8 @@
           <w:sz w:val="24"/>
           <w:szCs w:val="24"/>
         </w:rPr>
-        <w:t xml:space="preserve"> </w:t>
-      </w:r>
-      <w:proofErr w:type="gramStart"/>
-      <w:r>
-        <w:rPr>
-          <w:rFonts w:ascii="Arial" w:hAnsi="Arial" w:cs="Arial"/>
-          <w:sz w:val="24"/>
-          <w:szCs w:val="24"/>
-        </w:rPr>
-        <w:t>log</w:t>
-      </w:r>
-      <w:proofErr w:type="gramEnd"/>
+        <w:t xml:space="preserve"> log</w:t>
+      </w:r>
       <w:r>
         <w:rPr>
           <w:rFonts w:ascii="Arial" w:hAnsi="Arial" w:cs="Arial"/>
@@ -4319,7 +4309,7 @@
           <w:sz w:val="24"/>
           <w:szCs w:val="24"/>
         </w:rPr>
-        <w:t xml:space="preserve">10.  </w:t>
+        <w:t>10.</w:t>
       </w:r>
       <w:r>
         <w:rPr>
@@ -4329,7 +4319,35 @@
           <w:sz w:val="24"/>
           <w:szCs w:val="24"/>
         </w:rPr>
-        <w:t>Memory playback</w:t>
+        <w:t xml:space="preserve">  </w:t>
+      </w:r>
+      <w:r>
+        <w:rPr>
+          <w:rFonts w:ascii="Arial" w:hAnsi="Arial" w:cs="Arial"/>
+          <w:b/>
+          <w:bCs/>
+          <w:sz w:val="24"/>
+          <w:szCs w:val="24"/>
+        </w:rPr>
+        <w:t xml:space="preserve">Processing </w:t>
+      </w:r>
+      <w:r>
+        <w:rPr>
+          <w:rFonts w:ascii="Arial" w:hAnsi="Arial" w:cs="Arial"/>
+          <w:b/>
+          <w:bCs/>
+          <w:sz w:val="24"/>
+          <w:szCs w:val="24"/>
+        </w:rPr>
+        <w:t>Delay</w:t>
+      </w:r>
+      <w:r>
+        <w:rPr>
+          <w:rFonts w:ascii="Arial" w:hAnsi="Arial" w:cs="Arial"/>
+          <w:sz w:val="24"/>
+          <w:szCs w:val="24"/>
+        </w:rPr>
+        <w:t xml:space="preserve"> –</w:t>
       </w:r>
       <w:r>
         <w:rPr>
@@ -4345,279 +4363,39 @@
           <w:sz w:val="24"/>
           <w:szCs w:val="24"/>
         </w:rPr>
-        <w:t>–</w:t>
-      </w:r>
-      <w:r>
-        <w:rPr>
-          <w:rFonts w:ascii="Arial" w:hAnsi="Arial" w:cs="Arial"/>
-          <w:sz w:val="24"/>
-          <w:szCs w:val="24"/>
-        </w:rPr>
-        <w:t xml:space="preserve"> </w:t>
-      </w:r>
-      <w:r>
-        <w:rPr>
-          <w:rFonts w:ascii="Arial" w:hAnsi="Arial" w:cs="Arial"/>
-          <w:sz w:val="24"/>
-          <w:szCs w:val="24"/>
-        </w:rPr>
-        <w:t xml:space="preserve">Did you ever get nostalgic and </w:t>
-      </w:r>
-      <w:r>
-        <w:rPr>
-          <w:rFonts w:ascii="Arial" w:hAnsi="Arial" w:cs="Arial"/>
-          <w:sz w:val="24"/>
-          <w:szCs w:val="24"/>
-        </w:rPr>
-        <w:t xml:space="preserve">rewatch an old </w:t>
-      </w:r>
-      <w:r>
-        <w:rPr>
-          <w:rFonts w:ascii="Arial" w:hAnsi="Arial" w:cs="Arial"/>
-          <w:sz w:val="24"/>
-          <w:szCs w:val="24"/>
-        </w:rPr>
-        <w:t>conversation</w:t>
-      </w:r>
-      <w:r>
-        <w:rPr>
-          <w:rFonts w:ascii="Arial" w:hAnsi="Arial" w:cs="Arial"/>
-          <w:sz w:val="24"/>
-          <w:szCs w:val="24"/>
-        </w:rPr>
-        <w:t xml:space="preserve"> like a </w:t>
-      </w:r>
-      <w:r>
-        <w:rPr>
-          <w:rFonts w:ascii="Arial" w:hAnsi="Arial" w:cs="Arial"/>
-          <w:sz w:val="24"/>
-          <w:szCs w:val="24"/>
-        </w:rPr>
-        <w:t>movie</w:t>
-      </w:r>
-      <w:r>
-        <w:rPr>
-          <w:rFonts w:ascii="Arial" w:hAnsi="Arial" w:cs="Arial"/>
-          <w:sz w:val="24"/>
-          <w:szCs w:val="24"/>
-        </w:rPr>
-        <w:t xml:space="preserve"> in your head</w:t>
-      </w:r>
-      <w:r>
-        <w:rPr>
-          <w:rFonts w:ascii="Arial" w:hAnsi="Arial" w:cs="Arial"/>
-          <w:sz w:val="24"/>
-          <w:szCs w:val="24"/>
-        </w:rPr>
-        <w:t xml:space="preserve">?  </w:t>
-      </w:r>
-      <w:r>
-        <w:rPr>
-          <w:rFonts w:ascii="Arial" w:hAnsi="Arial" w:cs="Arial"/>
-          <w:sz w:val="24"/>
-          <w:szCs w:val="24"/>
-        </w:rPr>
-        <w:t xml:space="preserve">I used to enjoy </w:t>
-      </w:r>
-      <w:r>
-        <w:rPr>
-          <w:rFonts w:ascii="Arial" w:hAnsi="Arial" w:cs="Arial"/>
-          <w:sz w:val="24"/>
-          <w:szCs w:val="24"/>
-        </w:rPr>
-        <w:t xml:space="preserve">falling asleep </w:t>
-      </w:r>
-      <w:r>
-        <w:rPr>
-          <w:rFonts w:ascii="Arial" w:hAnsi="Arial" w:cs="Arial"/>
-          <w:sz w:val="24"/>
-          <w:szCs w:val="24"/>
-        </w:rPr>
-        <w:t xml:space="preserve">while </w:t>
-      </w:r>
-      <w:r>
-        <w:rPr>
-          <w:rFonts w:ascii="Arial" w:hAnsi="Arial" w:cs="Arial"/>
-          <w:sz w:val="24"/>
-          <w:szCs w:val="24"/>
-        </w:rPr>
-        <w:t xml:space="preserve">reliving </w:t>
-      </w:r>
-      <w:r>
-        <w:rPr>
-          <w:rFonts w:ascii="Arial" w:hAnsi="Arial" w:cs="Arial"/>
-          <w:sz w:val="24"/>
-          <w:szCs w:val="24"/>
-        </w:rPr>
-        <w:t>past experiences.</w:t>
-      </w:r>
-      <w:r>
-        <w:rPr>
-          <w:rFonts w:ascii="Arial" w:hAnsi="Arial" w:cs="Arial"/>
-          <w:sz w:val="24"/>
-          <w:szCs w:val="24"/>
-        </w:rPr>
-        <w:t xml:space="preserve">  Recently however, </w:t>
-      </w:r>
-      <w:r>
-        <w:rPr>
-          <w:rFonts w:ascii="Arial" w:hAnsi="Arial" w:cs="Arial"/>
-          <w:sz w:val="24"/>
-          <w:szCs w:val="24"/>
-        </w:rPr>
-        <w:t xml:space="preserve">the </w:t>
-      </w:r>
-      <w:r>
-        <w:rPr>
-          <w:rFonts w:ascii="Arial" w:hAnsi="Arial" w:cs="Arial"/>
-          <w:sz w:val="24"/>
-          <w:szCs w:val="24"/>
-        </w:rPr>
-        <w:t>‘</w:t>
-      </w:r>
-      <w:r>
-        <w:rPr>
-          <w:rFonts w:ascii="Arial" w:hAnsi="Arial" w:cs="Arial"/>
-          <w:sz w:val="24"/>
-          <w:szCs w:val="24"/>
-        </w:rPr>
-        <w:t>video</w:t>
-      </w:r>
-      <w:r>
-        <w:rPr>
-          <w:rFonts w:ascii="Arial" w:hAnsi="Arial" w:cs="Arial"/>
-          <w:sz w:val="24"/>
-          <w:szCs w:val="24"/>
-        </w:rPr>
-        <w:t>’</w:t>
-      </w:r>
-      <w:r>
-        <w:rPr>
-          <w:rFonts w:ascii="Arial" w:hAnsi="Arial" w:cs="Arial"/>
-          <w:sz w:val="24"/>
-          <w:szCs w:val="24"/>
-        </w:rPr>
-        <w:t xml:space="preserve"> has become choppy and skips.  </w:t>
-      </w:r>
-      <w:r>
-        <w:rPr>
-          <w:rFonts w:ascii="Arial" w:hAnsi="Arial" w:cs="Arial"/>
-          <w:sz w:val="24"/>
-          <w:szCs w:val="24"/>
-        </w:rPr>
-        <w:t xml:space="preserve">This is not a </w:t>
-      </w:r>
-      <w:r>
-        <w:rPr>
-          <w:rFonts w:ascii="Arial" w:hAnsi="Arial" w:cs="Arial"/>
-          <w:sz w:val="24"/>
-          <w:szCs w:val="24"/>
-        </w:rPr>
-        <w:t xml:space="preserve">memory loss issue; I have not forgotten anything.  I am simply unable to </w:t>
-      </w:r>
-      <w:r>
-        <w:rPr>
-          <w:rFonts w:ascii="Arial" w:hAnsi="Arial" w:cs="Arial"/>
-          <w:sz w:val="24"/>
-          <w:szCs w:val="24"/>
-        </w:rPr>
-        <w:t xml:space="preserve">replay it </w:t>
-      </w:r>
-      <w:r>
-        <w:rPr>
-          <w:rFonts w:ascii="Arial" w:hAnsi="Arial" w:cs="Arial"/>
-          <w:sz w:val="24"/>
-          <w:szCs w:val="24"/>
-        </w:rPr>
-        <w:t>at</w:t>
-      </w:r>
-      <w:r>
-        <w:rPr>
-          <w:rFonts w:ascii="Arial" w:hAnsi="Arial" w:cs="Arial"/>
-          <w:sz w:val="24"/>
-          <w:szCs w:val="24"/>
-        </w:rPr>
-        <w:t xml:space="preserve"> a </w:t>
-      </w:r>
-      <w:r>
-        <w:rPr>
-          <w:rFonts w:ascii="Arial" w:hAnsi="Arial" w:cs="Arial"/>
-          <w:sz w:val="24"/>
-          <w:szCs w:val="24"/>
-        </w:rPr>
-        <w:t xml:space="preserve">smooth, </w:t>
-      </w:r>
-      <w:r>
-        <w:rPr>
-          <w:rFonts w:ascii="Arial" w:hAnsi="Arial" w:cs="Arial"/>
-          <w:sz w:val="24"/>
-          <w:szCs w:val="24"/>
-        </w:rPr>
-        <w:t xml:space="preserve">natural pace.  </w:t>
-      </w:r>
-      <w:r>
-        <w:rPr>
-          <w:rFonts w:ascii="Arial" w:hAnsi="Arial" w:cs="Arial"/>
-          <w:sz w:val="24"/>
-          <w:szCs w:val="24"/>
-        </w:rPr>
-        <w:t xml:space="preserve">This previously </w:t>
-      </w:r>
-      <w:r>
-        <w:rPr>
-          <w:rFonts w:ascii="Arial" w:hAnsi="Arial" w:cs="Arial"/>
-          <w:sz w:val="24"/>
-          <w:szCs w:val="24"/>
-        </w:rPr>
-        <w:t>leisurely</w:t>
-      </w:r>
-      <w:r>
-        <w:rPr>
-          <w:rFonts w:ascii="Arial" w:hAnsi="Arial" w:cs="Arial"/>
-          <w:sz w:val="24"/>
-          <w:szCs w:val="24"/>
-        </w:rPr>
-        <w:t xml:space="preserve"> </w:t>
-      </w:r>
-      <w:r>
-        <w:rPr>
-          <w:rFonts w:ascii="Arial" w:hAnsi="Arial" w:cs="Arial"/>
-          <w:sz w:val="24"/>
-          <w:szCs w:val="24"/>
-        </w:rPr>
-        <w:t xml:space="preserve">reminiscing </w:t>
-      </w:r>
-      <w:r>
-        <w:rPr>
-          <w:rFonts w:ascii="Arial" w:hAnsi="Arial" w:cs="Arial"/>
-          <w:sz w:val="24"/>
-          <w:szCs w:val="24"/>
-        </w:rPr>
-        <w:t xml:space="preserve">now takes </w:t>
-      </w:r>
-      <w:r>
-        <w:rPr>
-          <w:rFonts w:ascii="Arial" w:hAnsi="Arial" w:cs="Arial"/>
-          <w:sz w:val="24"/>
-          <w:szCs w:val="24"/>
-        </w:rPr>
-        <w:t>effort to</w:t>
-      </w:r>
-      <w:r>
-        <w:rPr>
-          <w:rFonts w:ascii="Arial" w:hAnsi="Arial" w:cs="Arial"/>
-          <w:sz w:val="24"/>
-          <w:szCs w:val="24"/>
-        </w:rPr>
-        <w:t xml:space="preserve"> </w:t>
-      </w:r>
-      <w:r>
-        <w:rPr>
-          <w:rFonts w:ascii="Arial" w:hAnsi="Arial" w:cs="Arial"/>
-          <w:sz w:val="24"/>
-          <w:szCs w:val="24"/>
-        </w:rPr>
-        <w:t>maintain.</w:t>
+        <w:t xml:space="preserve">Previously, I could make connections during a conversation.  </w:t>
+      </w:r>
+      <w:r>
+        <w:rPr>
+          <w:rFonts w:ascii="Arial" w:hAnsi="Arial" w:cs="Arial"/>
+          <w:sz w:val="24"/>
+          <w:szCs w:val="24"/>
+        </w:rPr>
+        <w:t>But no</w:t>
+      </w:r>
+      <w:r>
+        <w:rPr>
+          <w:rFonts w:ascii="Arial" w:hAnsi="Arial" w:cs="Arial"/>
+          <w:sz w:val="24"/>
+          <w:szCs w:val="24"/>
+        </w:rPr>
+        <w:t>w it can sometimes take me a day or two to</w:t>
+      </w:r>
+      <w:r>
+        <w:rPr>
+          <w:rFonts w:ascii="Arial" w:hAnsi="Arial" w:cs="Arial"/>
+          <w:sz w:val="24"/>
+          <w:szCs w:val="24"/>
+        </w:rPr>
+        <w:t xml:space="preserve"> put the pieces together and</w:t>
+      </w:r>
+      <w:r>
+        <w:rPr>
+          <w:rFonts w:ascii="Arial" w:hAnsi="Arial" w:cs="Arial"/>
+          <w:sz w:val="24"/>
+          <w:szCs w:val="24"/>
+        </w:rPr>
+        <w:t xml:space="preserve"> realize a thing’s significance.</w:t>
       </w:r>
     </w:p>
     <w:p>
@@ -4649,7 +4427,7 @@
           <w:sz w:val="24"/>
           <w:szCs w:val="24"/>
         </w:rPr>
-        <w:t xml:space="preserve">11.  </w:t>
+        <w:t>1</w:t>
       </w:r>
       <w:r>
         <w:rPr>
@@ -4659,6 +4437,376 @@
           <w:sz w:val="24"/>
           <w:szCs w:val="24"/>
         </w:rPr>
+        <w:t>1</w:t>
+      </w:r>
+      <w:r>
+        <w:rPr>
+          <w:rFonts w:ascii="Arial" w:hAnsi="Arial" w:cs="Arial"/>
+          <w:b/>
+          <w:bCs/>
+          <w:sz w:val="24"/>
+          <w:szCs w:val="24"/>
+        </w:rPr>
+        <w:t xml:space="preserve">.  </w:t>
+      </w:r>
+      <w:r>
+        <w:rPr>
+          <w:rFonts w:ascii="Arial" w:hAnsi="Arial" w:cs="Arial"/>
+          <w:b/>
+          <w:bCs/>
+          <w:sz w:val="24"/>
+          <w:szCs w:val="24"/>
+        </w:rPr>
+        <w:t>Memory playback</w:t>
+      </w:r>
+      <w:r>
+        <w:rPr>
+          <w:rFonts w:ascii="Arial" w:hAnsi="Arial" w:cs="Arial"/>
+          <w:sz w:val="24"/>
+          <w:szCs w:val="24"/>
+        </w:rPr>
+        <w:t xml:space="preserve"> </w:t>
+      </w:r>
+      <w:r>
+        <w:rPr>
+          <w:rFonts w:ascii="Arial" w:hAnsi="Arial" w:cs="Arial"/>
+          <w:sz w:val="24"/>
+          <w:szCs w:val="24"/>
+        </w:rPr>
+        <w:t>–</w:t>
+      </w:r>
+      <w:r>
+        <w:rPr>
+          <w:rFonts w:ascii="Arial" w:hAnsi="Arial" w:cs="Arial"/>
+          <w:sz w:val="24"/>
+          <w:szCs w:val="24"/>
+        </w:rPr>
+        <w:t xml:space="preserve"> </w:t>
+      </w:r>
+      <w:r>
+        <w:rPr>
+          <w:rFonts w:ascii="Arial" w:hAnsi="Arial" w:cs="Arial"/>
+          <w:sz w:val="24"/>
+          <w:szCs w:val="24"/>
+        </w:rPr>
+        <w:t xml:space="preserve">Did you ever get nostalgic and </w:t>
+      </w:r>
+      <w:r>
+        <w:rPr>
+          <w:rFonts w:ascii="Arial" w:hAnsi="Arial" w:cs="Arial"/>
+          <w:sz w:val="24"/>
+          <w:szCs w:val="24"/>
+        </w:rPr>
+        <w:t xml:space="preserve">rewatch an old </w:t>
+      </w:r>
+      <w:r>
+        <w:rPr>
+          <w:rFonts w:ascii="Arial" w:hAnsi="Arial" w:cs="Arial"/>
+          <w:sz w:val="24"/>
+          <w:szCs w:val="24"/>
+        </w:rPr>
+        <w:t>conversation</w:t>
+      </w:r>
+      <w:r>
+        <w:rPr>
+          <w:rFonts w:ascii="Arial" w:hAnsi="Arial" w:cs="Arial"/>
+          <w:sz w:val="24"/>
+          <w:szCs w:val="24"/>
+        </w:rPr>
+        <w:t xml:space="preserve"> like a </w:t>
+      </w:r>
+      <w:r>
+        <w:rPr>
+          <w:rFonts w:ascii="Arial" w:hAnsi="Arial" w:cs="Arial"/>
+          <w:sz w:val="24"/>
+          <w:szCs w:val="24"/>
+        </w:rPr>
+        <w:t>movie</w:t>
+      </w:r>
+      <w:r>
+        <w:rPr>
+          <w:rFonts w:ascii="Arial" w:hAnsi="Arial" w:cs="Arial"/>
+          <w:sz w:val="24"/>
+          <w:szCs w:val="24"/>
+        </w:rPr>
+        <w:t xml:space="preserve"> in your head</w:t>
+      </w:r>
+      <w:r>
+        <w:rPr>
+          <w:rFonts w:ascii="Arial" w:hAnsi="Arial" w:cs="Arial"/>
+          <w:sz w:val="24"/>
+          <w:szCs w:val="24"/>
+        </w:rPr>
+        <w:t xml:space="preserve">?  </w:t>
+      </w:r>
+      <w:r>
+        <w:rPr>
+          <w:rFonts w:ascii="Arial" w:hAnsi="Arial" w:cs="Arial"/>
+          <w:sz w:val="24"/>
+          <w:szCs w:val="24"/>
+        </w:rPr>
+        <w:t xml:space="preserve">I used to enjoy </w:t>
+      </w:r>
+      <w:r>
+        <w:rPr>
+          <w:rFonts w:ascii="Arial" w:hAnsi="Arial" w:cs="Arial"/>
+          <w:sz w:val="24"/>
+          <w:szCs w:val="24"/>
+        </w:rPr>
+        <w:t xml:space="preserve">falling asleep </w:t>
+      </w:r>
+      <w:r>
+        <w:rPr>
+          <w:rFonts w:ascii="Arial" w:hAnsi="Arial" w:cs="Arial"/>
+          <w:sz w:val="24"/>
+          <w:szCs w:val="24"/>
+        </w:rPr>
+        <w:t xml:space="preserve">while </w:t>
+      </w:r>
+      <w:r>
+        <w:rPr>
+          <w:rFonts w:ascii="Arial" w:hAnsi="Arial" w:cs="Arial"/>
+          <w:sz w:val="24"/>
+          <w:szCs w:val="24"/>
+        </w:rPr>
+        <w:t xml:space="preserve">reliving </w:t>
+      </w:r>
+      <w:r>
+        <w:rPr>
+          <w:rFonts w:ascii="Arial" w:hAnsi="Arial" w:cs="Arial"/>
+          <w:sz w:val="24"/>
+          <w:szCs w:val="24"/>
+        </w:rPr>
+        <w:t>past experiences.</w:t>
+      </w:r>
+      <w:r>
+        <w:rPr>
+          <w:rFonts w:ascii="Arial" w:hAnsi="Arial" w:cs="Arial"/>
+          <w:sz w:val="24"/>
+          <w:szCs w:val="24"/>
+        </w:rPr>
+        <w:t xml:space="preserve">  Recently however, </w:t>
+      </w:r>
+      <w:r>
+        <w:rPr>
+          <w:rFonts w:ascii="Arial" w:hAnsi="Arial" w:cs="Arial"/>
+          <w:sz w:val="24"/>
+          <w:szCs w:val="24"/>
+        </w:rPr>
+        <w:t xml:space="preserve">the </w:t>
+      </w:r>
+      <w:r>
+        <w:rPr>
+          <w:rFonts w:ascii="Arial" w:hAnsi="Arial" w:cs="Arial"/>
+          <w:sz w:val="24"/>
+          <w:szCs w:val="24"/>
+        </w:rPr>
+        <w:t>‘</w:t>
+      </w:r>
+      <w:r>
+        <w:rPr>
+          <w:rFonts w:ascii="Arial" w:hAnsi="Arial" w:cs="Arial"/>
+          <w:sz w:val="24"/>
+          <w:szCs w:val="24"/>
+        </w:rPr>
+        <w:t>video</w:t>
+      </w:r>
+      <w:r>
+        <w:rPr>
+          <w:rFonts w:ascii="Arial" w:hAnsi="Arial" w:cs="Arial"/>
+          <w:sz w:val="24"/>
+          <w:szCs w:val="24"/>
+        </w:rPr>
+        <w:t>’</w:t>
+      </w:r>
+      <w:r>
+        <w:rPr>
+          <w:rFonts w:ascii="Arial" w:hAnsi="Arial" w:cs="Arial"/>
+          <w:sz w:val="24"/>
+          <w:szCs w:val="24"/>
+        </w:rPr>
+        <w:t xml:space="preserve"> has become choppy and skips.  </w:t>
+      </w:r>
+      <w:r>
+        <w:rPr>
+          <w:rFonts w:ascii="Arial" w:hAnsi="Arial" w:cs="Arial"/>
+          <w:sz w:val="24"/>
+          <w:szCs w:val="24"/>
+        </w:rPr>
+        <w:t xml:space="preserve">This is not a </w:t>
+      </w:r>
+      <w:r>
+        <w:rPr>
+          <w:rFonts w:ascii="Arial" w:hAnsi="Arial" w:cs="Arial"/>
+          <w:sz w:val="24"/>
+          <w:szCs w:val="24"/>
+        </w:rPr>
+        <w:t xml:space="preserve">memory loss issue; I have not forgotten anything.  I am simply unable to </w:t>
+      </w:r>
+      <w:r>
+        <w:rPr>
+          <w:rFonts w:ascii="Arial" w:hAnsi="Arial" w:cs="Arial"/>
+          <w:sz w:val="24"/>
+          <w:szCs w:val="24"/>
+        </w:rPr>
+        <w:t xml:space="preserve">replay it </w:t>
+      </w:r>
+      <w:r>
+        <w:rPr>
+          <w:rFonts w:ascii="Arial" w:hAnsi="Arial" w:cs="Arial"/>
+          <w:sz w:val="24"/>
+          <w:szCs w:val="24"/>
+        </w:rPr>
+        <w:t>at</w:t>
+      </w:r>
+      <w:r>
+        <w:rPr>
+          <w:rFonts w:ascii="Arial" w:hAnsi="Arial" w:cs="Arial"/>
+          <w:sz w:val="24"/>
+          <w:szCs w:val="24"/>
+        </w:rPr>
+        <w:t xml:space="preserve"> a </w:t>
+      </w:r>
+      <w:r>
+        <w:rPr>
+          <w:rFonts w:ascii="Arial" w:hAnsi="Arial" w:cs="Arial"/>
+          <w:sz w:val="24"/>
+          <w:szCs w:val="24"/>
+        </w:rPr>
+        <w:t xml:space="preserve">smooth, </w:t>
+      </w:r>
+      <w:r>
+        <w:rPr>
+          <w:rFonts w:ascii="Arial" w:hAnsi="Arial" w:cs="Arial"/>
+          <w:sz w:val="24"/>
+          <w:szCs w:val="24"/>
+        </w:rPr>
+        <w:t xml:space="preserve">natural pace.  </w:t>
+      </w:r>
+      <w:r>
+        <w:rPr>
+          <w:rFonts w:ascii="Arial" w:hAnsi="Arial" w:cs="Arial"/>
+          <w:sz w:val="24"/>
+          <w:szCs w:val="24"/>
+        </w:rPr>
+        <w:t xml:space="preserve">This previously </w:t>
+      </w:r>
+      <w:r>
+        <w:rPr>
+          <w:rFonts w:ascii="Arial" w:hAnsi="Arial" w:cs="Arial"/>
+          <w:sz w:val="24"/>
+          <w:szCs w:val="24"/>
+        </w:rPr>
+        <w:t>leisurely</w:t>
+      </w:r>
+      <w:r>
+        <w:rPr>
+          <w:rFonts w:ascii="Arial" w:hAnsi="Arial" w:cs="Arial"/>
+          <w:sz w:val="24"/>
+          <w:szCs w:val="24"/>
+        </w:rPr>
+        <w:t xml:space="preserve"> </w:t>
+      </w:r>
+      <w:r>
+        <w:rPr>
+          <w:rFonts w:ascii="Arial" w:hAnsi="Arial" w:cs="Arial"/>
+          <w:sz w:val="24"/>
+          <w:szCs w:val="24"/>
+        </w:rPr>
+        <w:t xml:space="preserve">reminiscing </w:t>
+      </w:r>
+      <w:r>
+        <w:rPr>
+          <w:rFonts w:ascii="Arial" w:hAnsi="Arial" w:cs="Arial"/>
+          <w:sz w:val="24"/>
+          <w:szCs w:val="24"/>
+        </w:rPr>
+        <w:t xml:space="preserve">now takes </w:t>
+      </w:r>
+      <w:r>
+        <w:rPr>
+          <w:rFonts w:ascii="Arial" w:hAnsi="Arial" w:cs="Arial"/>
+          <w:sz w:val="24"/>
+          <w:szCs w:val="24"/>
+        </w:rPr>
+        <w:t>effort to</w:t>
+      </w:r>
+      <w:r>
+        <w:rPr>
+          <w:rFonts w:ascii="Arial" w:hAnsi="Arial" w:cs="Arial"/>
+          <w:sz w:val="24"/>
+          <w:szCs w:val="24"/>
+        </w:rPr>
+        <w:t xml:space="preserve"> </w:t>
+      </w:r>
+      <w:r>
+        <w:rPr>
+          <w:rFonts w:ascii="Arial" w:hAnsi="Arial" w:cs="Arial"/>
+          <w:sz w:val="24"/>
+          <w:szCs w:val="24"/>
+        </w:rPr>
+        <w:t>maintain.</w:t>
+      </w:r>
+    </w:p>
+    <w:p>
+      <w:pPr>
+        <w:spacing w:line="276" w:lineRule="auto"/>
+        <w:jc w:val="both"/>
+        <w:rPr>
+          <w:rFonts w:ascii="Arial" w:hAnsi="Arial" w:cs="Arial"/>
+          <w:sz w:val="24"/>
+          <w:szCs w:val="24"/>
+        </w:rPr>
+      </w:pPr>
+    </w:p>
+    <w:p>
+      <w:pPr>
+        <w:spacing w:line="276" w:lineRule="auto"/>
+        <w:jc w:val="both"/>
+        <w:rPr>
+          <w:rFonts w:ascii="Arial" w:hAnsi="Arial" w:cs="Arial"/>
+          <w:sz w:val="24"/>
+          <w:szCs w:val="24"/>
+        </w:rPr>
+      </w:pPr>
+      <w:r>
+        <w:rPr>
+          <w:rFonts w:ascii="Arial" w:hAnsi="Arial" w:cs="Arial"/>
+          <w:b/>
+          <w:bCs/>
+          <w:sz w:val="24"/>
+          <w:szCs w:val="24"/>
+        </w:rPr>
+        <w:t>1</w:t>
+      </w:r>
+      <w:r>
+        <w:rPr>
+          <w:rFonts w:ascii="Arial" w:hAnsi="Arial" w:cs="Arial"/>
+          <w:b/>
+          <w:bCs/>
+          <w:sz w:val="24"/>
+          <w:szCs w:val="24"/>
+        </w:rPr>
+        <w:t>2</w:t>
+      </w:r>
+      <w:r>
+        <w:rPr>
+          <w:rFonts w:ascii="Arial" w:hAnsi="Arial" w:cs="Arial"/>
+          <w:b/>
+          <w:bCs/>
+          <w:sz w:val="24"/>
+          <w:szCs w:val="24"/>
+        </w:rPr>
+        <w:t xml:space="preserve">.  </w:t>
+      </w:r>
+      <w:r>
+        <w:rPr>
+          <w:rFonts w:ascii="Arial" w:hAnsi="Arial" w:cs="Arial"/>
+          <w:b/>
+          <w:bCs/>
+          <w:sz w:val="24"/>
+          <w:szCs w:val="24"/>
+        </w:rPr>
         <w:t>Sleep</w:t>
       </w:r>
       <w:r>
@@ -4691,8 +4839,18 @@
           <w:sz w:val="24"/>
           <w:szCs w:val="24"/>
         </w:rPr>
-        <w:t>I actually have</w:t>
-      </w:r>
+        <w:t xml:space="preserve">I </w:t>
+      </w:r>
+      <w:proofErr w:type="gramStart"/>
+      <w:r>
+        <w:rPr>
+          <w:rFonts w:ascii="Arial" w:hAnsi="Arial" w:cs="Arial"/>
+          <w:sz w:val="24"/>
+          <w:szCs w:val="24"/>
+        </w:rPr>
+        <w:t>actually have</w:t>
+      </w:r>
+      <w:proofErr w:type="gramEnd"/>
       <w:r>
         <w:rPr>
           <w:rFonts w:ascii="Arial" w:hAnsi="Arial" w:cs="Arial"/>
@@ -5851,6 +6009,7 @@
           <w:sz w:val="24"/>
           <w:szCs w:val="24"/>
         </w:rPr>
+        <w:lastRenderedPageBreak/>
         <w:t>Middle Ages</w:t>
       </w:r>
       <w:r>
@@ -6445,19 +6604,20 @@
         <w:spacing w:line="276" w:lineRule="auto"/>
         <w:jc w:val="both"/>
         <w:rPr>
-          <w:rFonts w:ascii="Arial" w:hAnsi="Arial" w:cs="Arial"/>
           <w:sz w:val="24"/>
           <w:szCs w:val="24"/>
         </w:rPr>
       </w:pPr>
-      <w:r>
-        <w:rPr>
-          <w:rFonts w:ascii="Arial" w:hAnsi="Arial" w:cs="Arial"/>
-          <w:sz w:val="24"/>
-          <w:szCs w:val="24"/>
-        </w:rPr>
-        <w:t xml:space="preserve">Mike P. Hovan </w:t>
-      </w:r>
+      <w:hyperlink r:id="rId8" w:history="1">
+        <w:r>
+          <w:rPr>
+            <w:rStyle w:val="Hyperlink"/>
+            <w:sz w:val="24"/>
+            <w:szCs w:val="24"/>
+          </w:rPr>
+          <w:t>philosophy.club.naa@gmail.com</w:t>
+        </w:r>
+      </w:hyperlink>
     </w:p>
     <w:p>
       <w:pPr>
@@ -6465,29 +6625,10 @@
         <w:jc w:val="both"/>
         <w:rPr>
           <w:rFonts w:ascii="Arial" w:hAnsi="Arial" w:cs="Arial"/>
-          <w:sz w:val="24"/>
-          <w:szCs w:val="24"/>
+          <w:sz w:val="28"/>
+          <w:szCs w:val="28"/>
         </w:rPr>
       </w:pPr>
-      <w:hyperlink r:id="rId8" w:history="1">
-        <w:r>
-          <w:rPr>
-            <w:rStyle w:val="Hyperlink"/>
-            <w:rFonts w:ascii="Arial" w:hAnsi="Arial" w:cs="Arial"/>
-            <w:sz w:val="24"/>
-            <w:szCs w:val="24"/>
-          </w:rPr>
-          <w:t>mphovan@cox.net</w:t>
-        </w:r>
-      </w:hyperlink>
-      <w:r>
-        <w:rPr>
-          <w:rFonts w:ascii="Arial" w:hAnsi="Arial" w:cs="Arial"/>
-          <w:sz w:val="24"/>
-          <w:szCs w:val="24"/>
-        </w:rPr>
-        <w:t xml:space="preserve"> </w:t>
-      </w:r>
     </w:p>
     <w:sectPr>
       <w:headerReference w:type="default" r:id="rId9"/>
@@ -6501,7 +6642,7 @@
 </file>
 
 <file path=word/endnotes.xml><?xml version="1.0" encoding="utf-8"?>
-<w:endnotes xmlns:wpc="http://schemas.microsoft.com/office/word/2010/wordprocessingCanvas" xmlns:cx="http://schemas.microsoft.com/office/drawing/2014/chartex" xmlns:cx1="http://schemas.microsoft.com/office/drawing/2015/9/8/chartex" xmlns:cx2="http://schemas.microsoft.com/office/drawing/2015/10/21/chartex" xmlns:cx3="http://schemas.microsoft.com/office/drawing/2016/5/9/chartex" xmlns:cx4="http://schemas.microsoft.com/office/drawing/2016/5/10/chartex" xmlns:cx5="http://schemas.microsoft.com/office/drawing/2016/5/11/chartex" xmlns:cx6="http://schemas.microsoft.com/office/drawing/2016/5/12/chartex" xmlns:cx7="http://schemas.microsoft.com/office/drawing/2016/5/13/chartex" xmlns:cx8="http://schemas.microsoft.com/office/drawing/2016/5/14/chartex" xmlns:mc="http://schemas.openxmlformats.org/markup-compatibility/2006" xmlns:aink="http://schemas.microsoft.com/office/drawing/2016/ink" xmlns:am3d="http://schemas.microsoft.com/office/drawing/2017/model3d" xmlns:o="urn:schemas-microsoft-com:office:office" xmlns:oel="http://schemas.microsoft.com/office/2019/extlst" xmlns:r="http://schemas.openxmlformats.org/officeDocument/2006/relationships" xmlns:m="http://schemas.openxmlformats.org/officeDocument/2006/math" xmlns:v="urn:schemas-microsoft-com:vml" xmlns:wp14="http://schemas.microsoft.com/office/word/2010/wordprocessingDrawing" xmlns:wp="http://schemas.openxmlformats.org/drawingml/2006/wordprocessingDrawing" xmlns:w10="urn:schemas-microsoft-com:office:word" xmlns:w="http://schemas.openxmlformats.org/wordprocessingml/2006/main" xmlns:w14="http://schemas.microsoft.com/office/word/2010/wordml" xmlns:w15="http://schemas.microsoft.com/office/word/2012/wordml" xmlns:w16cex="http://schemas.microsoft.com/office/word/2018/wordml/cex" xmlns:w16cid="http://schemas.microsoft.com/office/word/2016/wordml/cid" xmlns:w16="http://schemas.microsoft.com/office/word/2018/wordml" xmlns:w16sdtdh="http://schemas.microsoft.com/office/word/2020/wordml/sdtdatahash" xmlns:w16se="http://schemas.microsoft.com/office/word/2015/wordml/symex" xmlns:wpg="http://schemas.microsoft.com/office/word/2010/wordprocessingGroup" xmlns:wpi="http://schemas.microsoft.com/office/word/2010/wordprocessingInk" xmlns:wne="http://schemas.microsoft.com/office/word/2006/wordml" xmlns:wps="http://schemas.microsoft.com/office/word/2010/wordprocessingShape" mc:Ignorable="w14 w15 w16se w16cid w16 w16cex w16sdtdh wp14">
+<w:endnotes xmlns:wpc="http://schemas.microsoft.com/office/word/2010/wordprocessingCanvas" xmlns:cx="http://schemas.microsoft.com/office/drawing/2014/chartex" xmlns:cx1="http://schemas.microsoft.com/office/drawing/2015/9/8/chartex" xmlns:cx2="http://schemas.microsoft.com/office/drawing/2015/10/21/chartex" xmlns:cx3="http://schemas.microsoft.com/office/drawing/2016/5/9/chartex" xmlns:cx4="http://schemas.microsoft.com/office/drawing/2016/5/10/chartex" xmlns:cx5="http://schemas.microsoft.com/office/drawing/2016/5/11/chartex" xmlns:cx6="http://schemas.microsoft.com/office/drawing/2016/5/12/chartex" xmlns:cx7="http://schemas.microsoft.com/office/drawing/2016/5/13/chartex" xmlns:cx8="http://schemas.microsoft.com/office/drawing/2016/5/14/chartex" xmlns:mc="http://schemas.openxmlformats.org/markup-compatibility/2006" xmlns:aink="http://schemas.microsoft.com/office/drawing/2016/ink" xmlns:am3d="http://schemas.microsoft.com/office/drawing/2017/model3d" xmlns:o="urn:schemas-microsoft-com:office:office" xmlns:oel="http://schemas.microsoft.com/office/2019/extlst" xmlns:r="http://schemas.openxmlformats.org/officeDocument/2006/relationships" xmlns:m="http://schemas.openxmlformats.org/officeDocument/2006/math" xmlns:v="urn:schemas-microsoft-com:vml" xmlns:wp14="http://schemas.microsoft.com/office/word/2010/wordprocessingDrawing" xmlns:wp="http://schemas.openxmlformats.org/drawingml/2006/wordprocessingDrawing" xmlns:w10="urn:schemas-microsoft-com:office:word" xmlns:w="http://schemas.openxmlformats.org/wordprocessingml/2006/main" xmlns:w14="http://schemas.microsoft.com/office/word/2010/wordml" xmlns:w15="http://schemas.microsoft.com/office/word/2012/wordml" xmlns:w16cex="http://schemas.microsoft.com/office/word/2018/wordml/cex" xmlns:w16cid="http://schemas.microsoft.com/office/word/2016/wordml/cid" xmlns:w16="http://schemas.microsoft.com/office/word/2018/wordml" xmlns:w16du="http://schemas.microsoft.com/office/word/2023/wordml/word16du" xmlns:w16sdtdh="http://schemas.microsoft.com/office/word/2020/wordml/sdtdatahash" xmlns:w16sdtfl="http://schemas.microsoft.com/office/word/2024/wordml/sdtformatlock" xmlns:w16se="http://schemas.microsoft.com/office/word/2015/wordml/symex" xmlns:wpg="http://schemas.microsoft.com/office/word/2010/wordprocessingGroup" xmlns:wpi="http://schemas.microsoft.com/office/word/2010/wordprocessingInk" xmlns:wne="http://schemas.microsoft.com/office/word/2006/wordml" xmlns:wps="http://schemas.microsoft.com/office/word/2010/wordprocessingShape" mc:Ignorable="w14 w15 w16se w16cid w16 w16cex w16sdtdh w16sdtfl w16du wp14">
   <w:endnote w:type="separator" w:id="-1">
     <w:p>
       <w:r>
@@ -6520,7 +6661,7 @@
 </file>
 
 <file path=word/footnotes.xml><?xml version="1.0" encoding="utf-8"?>
-<w:footnotes xmlns:wpc="http://schemas.microsoft.com/office/word/2010/wordprocessingCanvas" xmlns:cx="http://schemas.microsoft.com/office/drawing/2014/chartex" xmlns:cx1="http://schemas.microsoft.com/office/drawing/2015/9/8/chartex" xmlns:cx2="http://schemas.microsoft.com/office/drawing/2015/10/21/chartex" xmlns:cx3="http://schemas.microsoft.com/office/drawing/2016/5/9/chartex" xmlns:cx4="http://schemas.microsoft.com/office/drawing/2016/5/10/chartex" xmlns:cx5="http://schemas.microsoft.com/office/drawing/2016/5/11/chartex" xmlns:cx6="http://schemas.microsoft.com/office/drawing/2016/5/12/chartex" xmlns:cx7="http://schemas.microsoft.com/office/drawing/2016/5/13/chartex" xmlns:cx8="http://schemas.microsoft.com/office/drawing/2016/5/14/chartex" xmlns:mc="http://schemas.openxmlformats.org/markup-compatibility/2006" xmlns:aink="http://schemas.microsoft.com/office/drawing/2016/ink" xmlns:am3d="http://schemas.microsoft.com/office/drawing/2017/model3d" xmlns:o="urn:schemas-microsoft-com:office:office" xmlns:oel="http://schemas.microsoft.com/office/2019/extlst" xmlns:r="http://schemas.openxmlformats.org/officeDocument/2006/relationships" xmlns:m="http://schemas.openxmlformats.org/officeDocument/2006/math" xmlns:v="urn:schemas-microsoft-com:vml" xmlns:wp14="http://schemas.microsoft.com/office/word/2010/wordprocessingDrawing" xmlns:wp="http://schemas.openxmlformats.org/drawingml/2006/wordprocessingDrawing" xmlns:w10="urn:schemas-microsoft-com:office:word" xmlns:w="http://schemas.openxmlformats.org/wordprocessingml/2006/main" xmlns:w14="http://schemas.microsoft.com/office/word/2010/wordml" xmlns:w15="http://schemas.microsoft.com/office/word/2012/wordml" xmlns:w16cex="http://schemas.microsoft.com/office/word/2018/wordml/cex" xmlns:w16cid="http://schemas.microsoft.com/office/word/2016/wordml/cid" xmlns:w16="http://schemas.microsoft.com/office/word/2018/wordml" xmlns:w16sdtdh="http://schemas.microsoft.com/office/word/2020/wordml/sdtdatahash" xmlns:w16se="http://schemas.microsoft.com/office/word/2015/wordml/symex" xmlns:wpg="http://schemas.microsoft.com/office/word/2010/wordprocessingGroup" xmlns:wpi="http://schemas.microsoft.com/office/word/2010/wordprocessingInk" xmlns:wne="http://schemas.microsoft.com/office/word/2006/wordml" xmlns:wps="http://schemas.microsoft.com/office/word/2010/wordprocessingShape" mc:Ignorable="w14 w15 w16se w16cid w16 w16cex w16sdtdh wp14">
+<w:footnotes xmlns:wpc="http://schemas.microsoft.com/office/word/2010/wordprocessingCanvas" xmlns:cx="http://schemas.microsoft.com/office/drawing/2014/chartex" xmlns:cx1="http://schemas.microsoft.com/office/drawing/2015/9/8/chartex" xmlns:cx2="http://schemas.microsoft.com/office/drawing/2015/10/21/chartex" xmlns:cx3="http://schemas.microsoft.com/office/drawing/2016/5/9/chartex" xmlns:cx4="http://schemas.microsoft.com/office/drawing/2016/5/10/chartex" xmlns:cx5="http://schemas.microsoft.com/office/drawing/2016/5/11/chartex" xmlns:cx6="http://schemas.microsoft.com/office/drawing/2016/5/12/chartex" xmlns:cx7="http://schemas.microsoft.com/office/drawing/2016/5/13/chartex" xmlns:cx8="http://schemas.microsoft.com/office/drawing/2016/5/14/chartex" xmlns:mc="http://schemas.openxmlformats.org/markup-compatibility/2006" xmlns:aink="http://schemas.microsoft.com/office/drawing/2016/ink" xmlns:am3d="http://schemas.microsoft.com/office/drawing/2017/model3d" xmlns:o="urn:schemas-microsoft-com:office:office" xmlns:oel="http://schemas.microsoft.com/office/2019/extlst" xmlns:r="http://schemas.openxmlformats.org/officeDocument/2006/relationships" xmlns:m="http://schemas.openxmlformats.org/officeDocument/2006/math" xmlns:v="urn:schemas-microsoft-com:vml" xmlns:wp14="http://schemas.microsoft.com/office/word/2010/wordprocessingDrawing" xmlns:wp="http://schemas.openxmlformats.org/drawingml/2006/wordprocessingDrawing" xmlns:w10="urn:schemas-microsoft-com:office:word" xmlns:w="http://schemas.openxmlformats.org/wordprocessingml/2006/main" xmlns:w14="http://schemas.microsoft.com/office/word/2010/wordml" xmlns:w15="http://schemas.microsoft.com/office/word/2012/wordml" xmlns:w16cex="http://schemas.microsoft.com/office/word/2018/wordml/cex" xmlns:w16cid="http://schemas.microsoft.com/office/word/2016/wordml/cid" xmlns:w16="http://schemas.microsoft.com/office/word/2018/wordml" xmlns:w16du="http://schemas.microsoft.com/office/word/2023/wordml/word16du" xmlns:w16sdtdh="http://schemas.microsoft.com/office/word/2020/wordml/sdtdatahash" xmlns:w16sdtfl="http://schemas.microsoft.com/office/word/2024/wordml/sdtformatlock" xmlns:w16se="http://schemas.microsoft.com/office/word/2015/wordml/symex" xmlns:wpg="http://schemas.microsoft.com/office/word/2010/wordprocessingGroup" xmlns:wpi="http://schemas.microsoft.com/office/word/2010/wordprocessingInk" xmlns:wne="http://schemas.microsoft.com/office/word/2006/wordml" xmlns:wps="http://schemas.microsoft.com/office/word/2010/wordprocessingShape" mc:Ignorable="w14 w15 w16se w16cid w16 w16cex w16sdtdh w16sdtfl w16du wp14">
   <w:footnote w:type="separator" w:id="-1">
     <w:p>
       <w:r>
@@ -6539,7 +6680,7 @@
 </file>
 
 <file path=word/header1.xml><?xml version="1.0" encoding="utf-8"?>
-<w:hdr xmlns:wpc="http://schemas.microsoft.com/office/word/2010/wordprocessingCanvas" xmlns:cx="http://schemas.microsoft.com/office/drawing/2014/chartex" xmlns:cx1="http://schemas.microsoft.com/office/drawing/2015/9/8/chartex" xmlns:cx2="http://schemas.microsoft.com/office/drawing/2015/10/21/chartex" xmlns:cx3="http://schemas.microsoft.com/office/drawing/2016/5/9/chartex" xmlns:cx4="http://schemas.microsoft.com/office/drawing/2016/5/10/chartex" xmlns:cx5="http://schemas.microsoft.com/office/drawing/2016/5/11/chartex" xmlns:cx6="http://schemas.microsoft.com/office/drawing/2016/5/12/chartex" xmlns:cx7="http://schemas.microsoft.com/office/drawing/2016/5/13/chartex" xmlns:cx8="http://schemas.microsoft.com/office/drawing/2016/5/14/chartex" xmlns:mc="http://schemas.openxmlformats.org/markup-compatibility/2006" xmlns:aink="http://schemas.microsoft.com/office/drawing/2016/ink" xmlns:am3d="http://schemas.microsoft.com/office/drawing/2017/model3d" xmlns:o="urn:schemas-microsoft-com:office:office" xmlns:oel="http://schemas.microsoft.com/office/2019/extlst" xmlns:r="http://schemas.openxmlformats.org/officeDocument/2006/relationships" xmlns:m="http://schemas.openxmlformats.org/officeDocument/2006/math" xmlns:v="urn:schemas-microsoft-com:vml" xmlns:wp14="http://schemas.microsoft.com/office/word/2010/wordprocessingDrawing" xmlns:wp="http://schemas.openxmlformats.org/drawingml/2006/wordprocessingDrawing" xmlns:w10="urn:schemas-microsoft-com:office:word" xmlns:w="http://schemas.openxmlformats.org/wordprocessingml/2006/main" xmlns:w14="http://schemas.microsoft.com/office/word/2010/wordml" xmlns:w15="http://schemas.microsoft.com/office/word/2012/wordml" xmlns:w16cex="http://schemas.microsoft.com/office/word/2018/wordml/cex" xmlns:w16cid="http://schemas.microsoft.com/office/word/2016/wordml/cid" xmlns:w16="http://schemas.microsoft.com/office/word/2018/wordml" xmlns:w16sdtdh="http://schemas.microsoft.com/office/word/2020/wordml/sdtdatahash" xmlns:w16se="http://schemas.microsoft.com/office/word/2015/wordml/symex" xmlns:wpg="http://schemas.microsoft.com/office/word/2010/wordprocessingGroup" xmlns:wpi="http://schemas.microsoft.com/office/word/2010/wordprocessingInk" xmlns:wne="http://schemas.microsoft.com/office/word/2006/wordml" xmlns:wps="http://schemas.microsoft.com/office/word/2010/wordprocessingShape" mc:Ignorable="w14 w15 w16se w16cid w16 w16cex w16sdtdh wp14">
+<w:hdr xmlns:wpc="http://schemas.microsoft.com/office/word/2010/wordprocessingCanvas" xmlns:cx="http://schemas.microsoft.com/office/drawing/2014/chartex" xmlns:cx1="http://schemas.microsoft.com/office/drawing/2015/9/8/chartex" xmlns:cx2="http://schemas.microsoft.com/office/drawing/2015/10/21/chartex" xmlns:cx3="http://schemas.microsoft.com/office/drawing/2016/5/9/chartex" xmlns:cx4="http://schemas.microsoft.com/office/drawing/2016/5/10/chartex" xmlns:cx5="http://schemas.microsoft.com/office/drawing/2016/5/11/chartex" xmlns:cx6="http://schemas.microsoft.com/office/drawing/2016/5/12/chartex" xmlns:cx7="http://schemas.microsoft.com/office/drawing/2016/5/13/chartex" xmlns:cx8="http://schemas.microsoft.com/office/drawing/2016/5/14/chartex" xmlns:mc="http://schemas.openxmlformats.org/markup-compatibility/2006" xmlns:aink="http://schemas.microsoft.com/office/drawing/2016/ink" xmlns:am3d="http://schemas.microsoft.com/office/drawing/2017/model3d" xmlns:o="urn:schemas-microsoft-com:office:office" xmlns:oel="http://schemas.microsoft.com/office/2019/extlst" xmlns:r="http://schemas.openxmlformats.org/officeDocument/2006/relationships" xmlns:m="http://schemas.openxmlformats.org/officeDocument/2006/math" xmlns:v="urn:schemas-microsoft-com:vml" xmlns:wp14="http://schemas.microsoft.com/office/word/2010/wordprocessingDrawing" xmlns:wp="http://schemas.openxmlformats.org/drawingml/2006/wordprocessingDrawing" xmlns:w10="urn:schemas-microsoft-com:office:word" xmlns:w="http://schemas.openxmlformats.org/wordprocessingml/2006/main" xmlns:w14="http://schemas.microsoft.com/office/word/2010/wordml" xmlns:w15="http://schemas.microsoft.com/office/word/2012/wordml" xmlns:w16cex="http://schemas.microsoft.com/office/word/2018/wordml/cex" xmlns:w16cid="http://schemas.microsoft.com/office/word/2016/wordml/cid" xmlns:w16="http://schemas.microsoft.com/office/word/2018/wordml" xmlns:w16du="http://schemas.microsoft.com/office/word/2023/wordml/word16du" xmlns:w16sdtdh="http://schemas.microsoft.com/office/word/2020/wordml/sdtdatahash" xmlns:w16sdtfl="http://schemas.microsoft.com/office/word/2024/wordml/sdtformatlock" xmlns:w16se="http://schemas.microsoft.com/office/word/2015/wordml/symex" xmlns:wpg="http://schemas.microsoft.com/office/word/2010/wordprocessingGroup" xmlns:wpi="http://schemas.microsoft.com/office/word/2010/wordprocessingInk" xmlns:wne="http://schemas.microsoft.com/office/word/2006/wordml" xmlns:wps="http://schemas.microsoft.com/office/word/2010/wordprocessingShape" mc:Ignorable="w14 w15 w16se w16cid w16 w16cex w16sdtdh w16sdtfl w16du wp14">
   <w:sdt>
     <w:sdtPr>
       <w:rPr>
@@ -6621,7 +6762,7 @@
 </file>
 
 <file path=word/numbering.xml><?xml version="1.0" encoding="utf-8"?>
-<w:numbering xmlns:wpc="http://schemas.microsoft.com/office/word/2010/wordprocessingCanvas" xmlns:cx="http://schemas.microsoft.com/office/drawing/2014/chartex" xmlns:cx1="http://schemas.microsoft.com/office/drawing/2015/9/8/chartex" xmlns:cx2="http://schemas.microsoft.com/office/drawing/2015/10/21/chartex" xmlns:cx3="http://schemas.microsoft.com/office/drawing/2016/5/9/chartex" xmlns:cx4="http://schemas.microsoft.com/office/drawing/2016/5/10/chartex" xmlns:cx5="http://schemas.microsoft.com/office/drawing/2016/5/11/chartex" xmlns:cx6="http://schemas.microsoft.com/office/drawing/2016/5/12/chartex" xmlns:cx7="http://schemas.microsoft.com/office/drawing/2016/5/13/chartex" xmlns:cx8="http://schemas.microsoft.com/office/drawing/2016/5/14/chartex" xmlns:mc="http://schemas.openxmlformats.org/markup-compatibility/2006" xmlns:aink="http://schemas.microsoft.com/office/drawing/2016/ink" xmlns:am3d="http://schemas.microsoft.com/office/drawing/2017/model3d" xmlns:o="urn:schemas-microsoft-com:office:office" xmlns:oel="http://schemas.microsoft.com/office/2019/extlst" xmlns:r="http://schemas.openxmlformats.org/officeDocument/2006/relationships" xmlns:m="http://schemas.openxmlformats.org/officeDocument/2006/math" xmlns:v="urn:schemas-microsoft-com:vml" xmlns:wp14="http://schemas.microsoft.com/office/word/2010/wordprocessingDrawing" xmlns:wp="http://schemas.openxmlformats.org/drawingml/2006/wordprocessingDrawing" xmlns:w10="urn:schemas-microsoft-com:office:word" xmlns:w="http://schemas.openxmlformats.org/wordprocessingml/2006/main" xmlns:w14="http://schemas.microsoft.com/office/word/2010/wordml" xmlns:w15="http://schemas.microsoft.com/office/word/2012/wordml" xmlns:w16cex="http://schemas.microsoft.com/office/word/2018/wordml/cex" xmlns:w16cid="http://schemas.microsoft.com/office/word/2016/wordml/cid" xmlns:w16="http://schemas.microsoft.com/office/word/2018/wordml" xmlns:w16sdtdh="http://schemas.microsoft.com/office/word/2020/wordml/sdtdatahash" xmlns:w16se="http://schemas.microsoft.com/office/word/2015/wordml/symex" xmlns:wpg="http://schemas.microsoft.com/office/word/2010/wordprocessingGroup" xmlns:wpi="http://schemas.microsoft.com/office/word/2010/wordprocessingInk" xmlns:wne="http://schemas.microsoft.com/office/word/2006/wordml" xmlns:wps="http://schemas.microsoft.com/office/word/2010/wordprocessingShape" mc:Ignorable="w14 w15 w16se w16cid w16 w16cex w16sdtdh wp14">
+<w:numbering xmlns:wpc="http://schemas.microsoft.com/office/word/2010/wordprocessingCanvas" xmlns:cx="http://schemas.microsoft.com/office/drawing/2014/chartex" xmlns:cx1="http://schemas.microsoft.com/office/drawing/2015/9/8/chartex" xmlns:cx2="http://schemas.microsoft.com/office/drawing/2015/10/21/chartex" xmlns:cx3="http://schemas.microsoft.com/office/drawing/2016/5/9/chartex" xmlns:cx4="http://schemas.microsoft.com/office/drawing/2016/5/10/chartex" xmlns:cx5="http://schemas.microsoft.com/office/drawing/2016/5/11/chartex" xmlns:cx6="http://schemas.microsoft.com/office/drawing/2016/5/12/chartex" xmlns:cx7="http://schemas.microsoft.com/office/drawing/2016/5/13/chartex" xmlns:cx8="http://schemas.microsoft.com/office/drawing/2016/5/14/chartex" xmlns:mc="http://schemas.openxmlformats.org/markup-compatibility/2006" xmlns:aink="http://schemas.microsoft.com/office/drawing/2016/ink" xmlns:am3d="http://schemas.microsoft.com/office/drawing/2017/model3d" xmlns:o="urn:schemas-microsoft-com:office:office" xmlns:oel="http://schemas.microsoft.com/office/2019/extlst" xmlns:r="http://schemas.openxmlformats.org/officeDocument/2006/relationships" xmlns:m="http://schemas.openxmlformats.org/officeDocument/2006/math" xmlns:v="urn:schemas-microsoft-com:vml" xmlns:wp14="http://schemas.microsoft.com/office/word/2010/wordprocessingDrawing" xmlns:wp="http://schemas.openxmlformats.org/drawingml/2006/wordprocessingDrawing" xmlns:w10="urn:schemas-microsoft-com:office:word" xmlns:w="http://schemas.openxmlformats.org/wordprocessingml/2006/main" xmlns:w14="http://schemas.microsoft.com/office/word/2010/wordml" xmlns:w15="http://schemas.microsoft.com/office/word/2012/wordml" xmlns:w16cex="http://schemas.microsoft.com/office/word/2018/wordml/cex" xmlns:w16cid="http://schemas.microsoft.com/office/word/2016/wordml/cid" xmlns:w16="http://schemas.microsoft.com/office/word/2018/wordml" xmlns:w16du="http://schemas.microsoft.com/office/word/2023/wordml/word16du" xmlns:w16sdtdh="http://schemas.microsoft.com/office/word/2020/wordml/sdtdatahash" xmlns:w16sdtfl="http://schemas.microsoft.com/office/word/2024/wordml/sdtformatlock" xmlns:w16se="http://schemas.microsoft.com/office/word/2015/wordml/symex" xmlns:wpg="http://schemas.microsoft.com/office/word/2010/wordprocessingGroup" xmlns:wpi="http://schemas.microsoft.com/office/word/2010/wordprocessingInk" xmlns:wne="http://schemas.microsoft.com/office/word/2006/wordml" xmlns:wps="http://schemas.microsoft.com/office/word/2010/wordprocessingShape" mc:Ignorable="w14 w15 w16se w16cid w16 w16cex w16sdtdh w16sdtfl w16du wp14">
   <w:abstractNum w:abstractNumId="0" w15:restartNumberingAfterBreak="0">
     <w:nsid w:val="0CBF1C0B"/>
     <w:multiLevelType w:val="hybridMultilevel"/>
@@ -7042,7 +7183,7 @@
 </file>
 
 <file path=word/styles.xml><?xml version="1.0" encoding="utf-8"?>
-<w:styles xmlns:mc="http://schemas.openxmlformats.org/markup-compatibility/2006" xmlns:r="http://schemas.openxmlformats.org/officeDocument/2006/relationships" xmlns:w="http://schemas.openxmlformats.org/wordprocessingml/2006/main" xmlns:w14="http://schemas.microsoft.com/office/word/2010/wordml" xmlns:w15="http://schemas.microsoft.com/office/word/2012/wordml" xmlns:w16cex="http://schemas.microsoft.com/office/word/2018/wordml/cex" xmlns:w16cid="http://schemas.microsoft.com/office/word/2016/wordml/cid" xmlns:w16="http://schemas.microsoft.com/office/word/2018/wordml" xmlns:w16sdtdh="http://schemas.microsoft.com/office/word/2020/wordml/sdtdatahash" xmlns:w16se="http://schemas.microsoft.com/office/word/2015/wordml/symex" mc:Ignorable="w14 w15 w16se w16cid w16 w16cex w16sdtdh">
+<w:styles xmlns:mc="http://schemas.openxmlformats.org/markup-compatibility/2006" xmlns:r="http://schemas.openxmlformats.org/officeDocument/2006/relationships" xmlns:w="http://schemas.openxmlformats.org/wordprocessingml/2006/main" xmlns:w14="http://schemas.microsoft.com/office/word/2010/wordml" xmlns:w15="http://schemas.microsoft.com/office/word/2012/wordml" xmlns:w16cex="http://schemas.microsoft.com/office/word/2018/wordml/cex" xmlns:w16cid="http://schemas.microsoft.com/office/word/2016/wordml/cid" xmlns:w16="http://schemas.microsoft.com/office/word/2018/wordml" xmlns:w16du="http://schemas.microsoft.com/office/word/2023/wordml/word16du" xmlns:w16sdtdh="http://schemas.microsoft.com/office/word/2020/wordml/sdtdatahash" xmlns:w16sdtfl="http://schemas.microsoft.com/office/word/2024/wordml/sdtformatlock" xmlns:w16se="http://schemas.microsoft.com/office/word/2015/wordml/symex" mc:Ignorable="w14 w15 w16se w16cid w16 w16cex w16sdtdh w16sdtfl w16du">
   <w:docDefaults>
     <w:rPrDefault>
       <w:rPr>
